--- a/Lecture/Lecture11/PoudelS_LabAssignement11.docx
+++ b/Lecture/Lecture11/PoudelS_LabAssignement11.docx
@@ -8,7 +8,7 @@
       </w:pPr>
       <w:r>
         <w:drawing>
-          <wp:inline wp14:editId="0A0F4353" wp14:anchorId="19761321">
+          <wp:inline wp14:editId="5032397D" wp14:anchorId="19761321">
             <wp:extent cx="5943600" cy="3343275"/>
             <wp:effectExtent l="0" t="0" r="0" b="0"/>
             <wp:docPr id="109647753" name="drawing"/>
@@ -51,7 +51,7 @@
       </w:r>
       <w:r>
         <w:drawing>
-          <wp:inline wp14:editId="60EAAC5E" wp14:anchorId="6C2DE911">
+          <wp:inline wp14:editId="18B9F82B" wp14:anchorId="6C2DE911">
             <wp:extent cx="5943600" cy="3343275"/>
             <wp:effectExtent l="0" t="0" r="0" b="0"/>
             <wp:docPr id="646676724" name="drawing"/>
@@ -104,7 +104,7 @@
       </w:pPr>
       <w:r>
         <w:drawing>
-          <wp:inline wp14:editId="0A82BBE2" wp14:anchorId="45D390BB">
+          <wp:inline wp14:editId="569EE213" wp14:anchorId="45D390BB">
             <wp:extent cx="5943600" cy="3343275"/>
             <wp:effectExtent l="0" t="0" r="0" b="0"/>
             <wp:docPr id="1372375581" name="drawing"/>
@@ -147,7 +147,7 @@
       </w:r>
       <w:r>
         <w:drawing>
-          <wp:inline wp14:editId="7C12A7DF" wp14:anchorId="709F3AAE">
+          <wp:inline wp14:editId="408C50D5" wp14:anchorId="709F3AAE">
             <wp:extent cx="5943600" cy="3343275"/>
             <wp:effectExtent l="0" t="0" r="0" b="0"/>
             <wp:docPr id="498575470" name="drawing"/>
@@ -190,7 +190,7 @@
       </w:r>
       <w:r>
         <w:drawing>
-          <wp:inline wp14:editId="3263C1CE" wp14:anchorId="0185F785">
+          <wp:inline wp14:editId="617BAE08" wp14:anchorId="0185F785">
             <wp:extent cx="5943600" cy="3343275"/>
             <wp:effectExtent l="0" t="0" r="0" b="0"/>
             <wp:docPr id="1929179865" name="drawing"/>
@@ -233,7 +233,7 @@
       </w:r>
       <w:r>
         <w:drawing>
-          <wp:inline wp14:editId="4FBDF348" wp14:anchorId="438B1D42">
+          <wp:inline wp14:editId="03AE522D" wp14:anchorId="438B1D42">
             <wp:extent cx="5943600" cy="3343275"/>
             <wp:effectExtent l="0" t="0" r="0" b="0"/>
             <wp:docPr id="175046775" name="drawing"/>
@@ -276,7 +276,7 @@
       </w:r>
       <w:r>
         <w:drawing>
-          <wp:inline wp14:editId="3F98A8AB" wp14:anchorId="18962B05">
+          <wp:inline wp14:editId="5B78AA33" wp14:anchorId="18962B05">
             <wp:extent cx="5943600" cy="3343275"/>
             <wp:effectExtent l="0" t="0" r="0" b="0"/>
             <wp:docPr id="987718940" name="drawing"/>
@@ -319,7 +319,7 @@
       </w:r>
       <w:r>
         <w:drawing>
-          <wp:inline wp14:editId="28CB57CF" wp14:anchorId="497FC15B">
+          <wp:inline wp14:editId="5D0A8AA7" wp14:anchorId="497FC15B">
             <wp:extent cx="5943600" cy="3343275"/>
             <wp:effectExtent l="0" t="0" r="0" b="0"/>
             <wp:docPr id="873480829" name="drawing"/>
@@ -362,7 +362,7 @@
       </w:r>
       <w:r>
         <w:drawing>
-          <wp:inline wp14:editId="7CECE93B" wp14:anchorId="735C6611">
+          <wp:inline wp14:editId="43B923DE" wp14:anchorId="735C6611">
             <wp:extent cx="5943600" cy="3343275"/>
             <wp:effectExtent l="0" t="0" r="0" b="0"/>
             <wp:docPr id="22313036" name="drawing"/>
@@ -378,6 +378,49 @@
                   </pic:nvPicPr>
                   <pic:blipFill>
                     <a:blip xmlns:r="http://schemas.openxmlformats.org/officeDocument/2006/relationships" r:embed="rId23048830">
+                      <a:extLst>
+                        <a:ext uri="{28A0092B-C50C-407E-A947-70E740481C1C}">
+                          <a14:useLocalDpi xmlns:a14="http://schemas.microsoft.com/office/drawing/2010/main"/>
+                        </a:ext>
+                      </a:extLst>
+                    </a:blip>
+                    <a:stretch>
+                      <a:fillRect/>
+                    </a:stretch>
+                  </pic:blipFill>
+                  <pic:spPr>
+                    <a:xfrm>
+                      <a:off x="0" y="0"/>
+                      <a:ext cx="5943600" cy="3343275"/>
+                    </a:xfrm>
+                    <a:prstGeom prst="rect">
+                      <a:avLst/>
+                    </a:prstGeom>
+                  </pic:spPr>
+                </pic:pic>
+              </a:graphicData>
+            </a:graphic>
+          </wp:inline>
+        </w:drawing>
+      </w:r>
+      <w:r>
+        <w:drawing>
+          <wp:inline wp14:editId="7FBC573D" wp14:anchorId="2BFA2C4B">
+            <wp:extent cx="5943600" cy="3343275"/>
+            <wp:effectExtent l="0" t="0" r="0" b="0"/>
+            <wp:docPr id="1753146030" name="drawing"/>
+            <wp:cNvGraphicFramePr>
+              <a:graphicFrameLocks noChangeAspect="1"/>
+            </wp:cNvGraphicFramePr>
+            <a:graphic>
+              <a:graphicData xmlns:a="http://schemas.openxmlformats.org/drawingml/2006/main" uri="http://schemas.openxmlformats.org/drawingml/2006/picture">
+                <pic:pic xmlns:pic="http://schemas.openxmlformats.org/drawingml/2006/picture">
+                  <pic:nvPicPr>
+                    <pic:cNvPr id="1753146030" name="Picture 1753146030"/>
+                    <pic:cNvPicPr/>
+                  </pic:nvPicPr>
+                  <pic:blipFill>
+                    <a:blip xmlns:r="http://schemas.openxmlformats.org/officeDocument/2006/relationships" r:embed="rId617849371">
                       <a:extLst>
                         <a:ext uri="{28A0092B-C50C-407E-A947-70E740481C1C}">
                           <a14:useLocalDpi xmlns:a14="http://schemas.microsoft.com/office/drawing/2010/main"/>
